--- a/resume.docx
+++ b/resume.docx
@@ -2390,7 +2390,7 @@
                     <w:szCs w:val="18"/>
                     <w:rtl w:val="0"/>
                   </w:rPr>
-                  <w:t xml:space="preserve">Spring Boot • Spring Security • Spring Data JPA • Hibernate • REST APIs • JWT • Maven • Node.js</w:t>
+                  <w:t xml:space="preserve">Spring Boot • Spring Security • Spring Data JPA • Hibernate • REST APIs • JWT • Maven • Node.js • Start</w:t>
                 </w:r>
                 <w:r>
                   <w:rPr>
